--- a/dokumen/Formulir-Pendaftaran-Pengisi-Pentas-Seni.docx
+++ b/dokumen/Formulir-Pendaftaran-Pengisi-Pentas-Seni.docx
@@ -59,12 +59,12 @@
     </w:p>
     <w:p>
       <w:pPr>
-        <w:spacing w:after="120"/>
         <w:jc w:val="center"/>
         <w:rPr>
           <w:lang w:val="sv-SE"/>
         </w:rPr>
       </w:pPr>
+      <w:proofErr w:type="spellStart"/>
       <w:r>
         <w:rPr>
           <w:i/>
@@ -73,8 +73,9 @@
           <w:szCs w:val="18"/>
           <w:lang w:val="sv-SE"/>
         </w:rPr>
-        <w:t xml:space="preserve">Alamat: </w:t>
-      </w:r>
+        <w:t>Alamat</w:t>
+      </w:r>
+      <w:proofErr w:type="spellEnd"/>
       <w:r>
         <w:rPr>
           <w:i/>
@@ -83,8 +84,9 @@
           <w:szCs w:val="18"/>
           <w:lang w:val="sv-SE"/>
         </w:rPr>
-        <w:t>Jl. Bhayangkara RT.66 No.44</w:t>
-      </w:r>
+        <w:t xml:space="preserve">: </w:t>
+      </w:r>
+      <w:proofErr w:type="spellStart"/>
       <w:r>
         <w:rPr>
           <w:i/>
@@ -93,15 +95,37 @@
           <w:szCs w:val="18"/>
           <w:lang w:val="sv-SE"/>
         </w:rPr>
-        <w:t xml:space="preserve"> Tarakan, Kalimantan Utara</w:t>
-      </w:r>
+        <w:t>Jl</w:t>
+      </w:r>
+      <w:proofErr w:type="spellEnd"/>
+      <w:r>
+        <w:rPr>
+          <w:i/>
+          <w:iCs/>
+          <w:sz w:val="18"/>
+          <w:szCs w:val="18"/>
+          <w:lang w:val="sv-SE"/>
+        </w:rPr>
+        <w:t xml:space="preserve">. </w:t>
+      </w:r>
+      <w:proofErr w:type="spellStart"/>
+      <w:r>
+        <w:rPr>
+          <w:i/>
+          <w:iCs/>
+          <w:sz w:val="18"/>
+          <w:szCs w:val="18"/>
+          <w:lang w:val="sv-SE"/>
+        </w:rPr>
+        <w:t>Bhyangkara</w:t>
+      </w:r>
+      <w:proofErr w:type="spellEnd"/>
     </w:p>
     <w:p>
       <w:pPr>
         <w:pBdr>
           <w:bottom w:val="single" w:sz="24" w:space="1" w:color="1F3864"/>
         </w:pBdr>
-        <w:spacing w:after="240"/>
         <w:rPr>
           <w:lang w:val="sv-SE"/>
         </w:rPr>
@@ -135,6 +159,7 @@
           <w:lang w:val="sv-SE"/>
         </w:rPr>
       </w:pPr>
+      <w:proofErr w:type="spellStart"/>
       <w:r>
         <w:rPr>
           <w:i/>
@@ -143,8 +168,9 @@
           <w:szCs w:val="20"/>
           <w:lang w:val="sv-SE"/>
         </w:rPr>
-        <w:t xml:space="preserve">Peringatan HUT ke-7 SMP Negeri 14 Tarakan — Senin, </w:t>
-      </w:r>
+        <w:t>Peringatan</w:t>
+      </w:r>
+      <w:proofErr w:type="spellEnd"/>
       <w:r>
         <w:rPr>
           <w:i/>
@@ -153,8 +179,9 @@
           <w:szCs w:val="20"/>
           <w:lang w:val="sv-SE"/>
         </w:rPr>
-        <w:t>28</w:t>
-      </w:r>
+        <w:t xml:space="preserve"> HUT ke-7 SMP </w:t>
+      </w:r>
+      <w:proofErr w:type="spellStart"/>
       <w:r>
         <w:rPr>
           <w:i/>
@@ -163,7 +190,84 @@
           <w:szCs w:val="20"/>
           <w:lang w:val="sv-SE"/>
         </w:rPr>
-        <w:t xml:space="preserve"> September 2026</w:t>
+        <w:t>Negeri</w:t>
+      </w:r>
+      <w:proofErr w:type="spellEnd"/>
+      <w:r>
+        <w:rPr>
+          <w:i/>
+          <w:iCs/>
+          <w:sz w:val="20"/>
+          <w:szCs w:val="20"/>
+          <w:lang w:val="sv-SE"/>
+        </w:rPr>
+        <w:t xml:space="preserve"> 14 </w:t>
+      </w:r>
+      <w:proofErr w:type="spellStart"/>
+      <w:r>
+        <w:rPr>
+          <w:i/>
+          <w:iCs/>
+          <w:sz w:val="20"/>
+          <w:szCs w:val="20"/>
+          <w:lang w:val="sv-SE"/>
+        </w:rPr>
+        <w:t>Tarakan</w:t>
+      </w:r>
+      <w:proofErr w:type="spellEnd"/>
+      <w:r>
+        <w:rPr>
+          <w:i/>
+          <w:iCs/>
+          <w:sz w:val="20"/>
+          <w:szCs w:val="20"/>
+          <w:lang w:val="sv-SE"/>
+        </w:rPr>
+        <w:t xml:space="preserve"> — </w:t>
+      </w:r>
+      <w:proofErr w:type="spellStart"/>
+      <w:r>
+        <w:rPr>
+          <w:i/>
+          <w:iCs/>
+          <w:sz w:val="20"/>
+          <w:szCs w:val="20"/>
+          <w:lang w:val="sv-SE"/>
+        </w:rPr>
+        <w:t>Jumat</w:t>
+      </w:r>
+      <w:proofErr w:type="spellEnd"/>
+      <w:r>
+        <w:rPr>
+          <w:i/>
+          <w:iCs/>
+          <w:sz w:val="20"/>
+          <w:szCs w:val="20"/>
+          <w:lang w:val="sv-SE"/>
+        </w:rPr>
+        <w:t xml:space="preserve">, 25 </w:t>
+      </w:r>
+      <w:proofErr w:type="gramStart"/>
+      <w:r>
+        <w:rPr>
+          <w:i/>
+          <w:iCs/>
+          <w:sz w:val="20"/>
+          <w:szCs w:val="20"/>
+          <w:lang w:val="sv-SE"/>
+        </w:rPr>
+        <w:t>September</w:t>
+      </w:r>
+      <w:proofErr w:type="gramEnd"/>
+      <w:r>
+        <w:rPr>
+          <w:i/>
+          <w:iCs/>
+          <w:sz w:val="20"/>
+          <w:szCs w:val="20"/>
+          <w:lang w:val="sv-SE"/>
+        </w:rPr>
+        <w:t xml:space="preserve"> 2026</w:t>
       </w:r>
     </w:p>
     <w:p>
@@ -174,11 +278,397 @@
           <w:lang w:val="sv-SE"/>
         </w:rPr>
       </w:pPr>
-      <w:r>
-        <w:rPr>
-          <w:lang w:val="sv-SE"/>
-        </w:rPr>
-        <w:t>Diisi oleh siswa/kelompok siswa yang ingin tampil pada sesi Pentas Seni &amp; Hiburan. Formulir dikembalikan kepada Seksi Pentas Seni &amp; Hiburan paling lambat Jumat, 4 September 2026 agar tersedia cukup waktu untuk latihan dan gladi bersih.</w:t>
+      <w:proofErr w:type="spellStart"/>
+      <w:r>
+        <w:rPr>
+          <w:lang w:val="sv-SE"/>
+        </w:rPr>
+        <w:t>Diisi</w:t>
+      </w:r>
+      <w:proofErr w:type="spellEnd"/>
+      <w:r>
+        <w:rPr>
+          <w:lang w:val="sv-SE"/>
+        </w:rPr>
+        <w:t xml:space="preserve"> </w:t>
+      </w:r>
+      <w:proofErr w:type="spellStart"/>
+      <w:r>
+        <w:rPr>
+          <w:lang w:val="sv-SE"/>
+        </w:rPr>
+        <w:t>oleh</w:t>
+      </w:r>
+      <w:proofErr w:type="spellEnd"/>
+      <w:r>
+        <w:rPr>
+          <w:lang w:val="sv-SE"/>
+        </w:rPr>
+        <w:t xml:space="preserve"> </w:t>
+      </w:r>
+      <w:proofErr w:type="spellStart"/>
+      <w:r>
+        <w:rPr>
+          <w:lang w:val="sv-SE"/>
+        </w:rPr>
+        <w:t>siswa</w:t>
+      </w:r>
+      <w:proofErr w:type="spellEnd"/>
+      <w:r>
+        <w:rPr>
+          <w:lang w:val="sv-SE"/>
+        </w:rPr>
+        <w:t>/</w:t>
+      </w:r>
+      <w:proofErr w:type="spellStart"/>
+      <w:r>
+        <w:rPr>
+          <w:lang w:val="sv-SE"/>
+        </w:rPr>
+        <w:t>kelompok</w:t>
+      </w:r>
+      <w:proofErr w:type="spellEnd"/>
+      <w:r>
+        <w:rPr>
+          <w:lang w:val="sv-SE"/>
+        </w:rPr>
+        <w:t xml:space="preserve"> </w:t>
+      </w:r>
+      <w:proofErr w:type="spellStart"/>
+      <w:r>
+        <w:rPr>
+          <w:lang w:val="sv-SE"/>
+        </w:rPr>
+        <w:t>siswa</w:t>
+      </w:r>
+      <w:proofErr w:type="spellEnd"/>
+      <w:r>
+        <w:rPr>
+          <w:lang w:val="sv-SE"/>
+        </w:rPr>
+        <w:t xml:space="preserve"> yang </w:t>
+      </w:r>
+      <w:proofErr w:type="spellStart"/>
+      <w:r>
+        <w:rPr>
+          <w:lang w:val="sv-SE"/>
+        </w:rPr>
+        <w:t>ingin</w:t>
+      </w:r>
+      <w:proofErr w:type="spellEnd"/>
+      <w:r>
+        <w:rPr>
+          <w:lang w:val="sv-SE"/>
+        </w:rPr>
+        <w:t xml:space="preserve"> </w:t>
+      </w:r>
+      <w:proofErr w:type="spellStart"/>
+      <w:r>
+        <w:rPr>
+          <w:lang w:val="sv-SE"/>
+        </w:rPr>
+        <w:t>tampil</w:t>
+      </w:r>
+      <w:proofErr w:type="spellEnd"/>
+      <w:r>
+        <w:rPr>
+          <w:lang w:val="sv-SE"/>
+        </w:rPr>
+        <w:t xml:space="preserve"> </w:t>
+      </w:r>
+      <w:proofErr w:type="spellStart"/>
+      <w:r>
+        <w:rPr>
+          <w:lang w:val="sv-SE"/>
+        </w:rPr>
+        <w:t>pada</w:t>
+      </w:r>
+      <w:proofErr w:type="spellEnd"/>
+      <w:r>
+        <w:rPr>
+          <w:lang w:val="sv-SE"/>
+        </w:rPr>
+        <w:t xml:space="preserve"> </w:t>
+      </w:r>
+      <w:proofErr w:type="spellStart"/>
+      <w:r>
+        <w:rPr>
+          <w:lang w:val="sv-SE"/>
+        </w:rPr>
+        <w:t>sesi</w:t>
+      </w:r>
+      <w:proofErr w:type="spellEnd"/>
+      <w:r>
+        <w:rPr>
+          <w:lang w:val="sv-SE"/>
+        </w:rPr>
+        <w:t xml:space="preserve"> Pentas </w:t>
+      </w:r>
+      <w:proofErr w:type="spellStart"/>
+      <w:r>
+        <w:rPr>
+          <w:lang w:val="sv-SE"/>
+        </w:rPr>
+        <w:t>Seni</w:t>
+      </w:r>
+      <w:proofErr w:type="spellEnd"/>
+      <w:r>
+        <w:rPr>
+          <w:lang w:val="sv-SE"/>
+        </w:rPr>
+        <w:t xml:space="preserve"> &amp; </w:t>
+      </w:r>
+      <w:proofErr w:type="spellStart"/>
+      <w:r>
+        <w:rPr>
+          <w:lang w:val="sv-SE"/>
+        </w:rPr>
+        <w:t>Hiburan</w:t>
+      </w:r>
+      <w:proofErr w:type="spellEnd"/>
+      <w:r>
+        <w:rPr>
+          <w:lang w:val="sv-SE"/>
+        </w:rPr>
+        <w:t xml:space="preserve">. </w:t>
+      </w:r>
+      <w:proofErr w:type="spellStart"/>
+      <w:r>
+        <w:rPr>
+          <w:lang w:val="sv-SE"/>
+        </w:rPr>
+        <w:t>Formulir</w:t>
+      </w:r>
+      <w:proofErr w:type="spellEnd"/>
+      <w:r>
+        <w:rPr>
+          <w:lang w:val="sv-SE"/>
+        </w:rPr>
+        <w:t xml:space="preserve"> </w:t>
+      </w:r>
+      <w:proofErr w:type="spellStart"/>
+      <w:r>
+        <w:rPr>
+          <w:lang w:val="sv-SE"/>
+        </w:rPr>
+        <w:t>dikembalikan</w:t>
+      </w:r>
+      <w:proofErr w:type="spellEnd"/>
+      <w:r>
+        <w:rPr>
+          <w:lang w:val="sv-SE"/>
+        </w:rPr>
+        <w:t xml:space="preserve"> </w:t>
+      </w:r>
+      <w:proofErr w:type="spellStart"/>
+      <w:r>
+        <w:rPr>
+          <w:lang w:val="sv-SE"/>
+        </w:rPr>
+        <w:t>kepada</w:t>
+      </w:r>
+      <w:proofErr w:type="spellEnd"/>
+      <w:r>
+        <w:rPr>
+          <w:lang w:val="sv-SE"/>
+        </w:rPr>
+        <w:t xml:space="preserve"> </w:t>
+      </w:r>
+      <w:proofErr w:type="spellStart"/>
+      <w:r>
+        <w:rPr>
+          <w:lang w:val="sv-SE"/>
+        </w:rPr>
+        <w:t>Seksi</w:t>
+      </w:r>
+      <w:proofErr w:type="spellEnd"/>
+      <w:r>
+        <w:rPr>
+          <w:lang w:val="sv-SE"/>
+        </w:rPr>
+        <w:t xml:space="preserve"> Pentas </w:t>
+      </w:r>
+      <w:proofErr w:type="spellStart"/>
+      <w:r>
+        <w:rPr>
+          <w:lang w:val="sv-SE"/>
+        </w:rPr>
+        <w:t>Seni</w:t>
+      </w:r>
+      <w:proofErr w:type="spellEnd"/>
+      <w:r>
+        <w:rPr>
+          <w:lang w:val="sv-SE"/>
+        </w:rPr>
+        <w:t xml:space="preserve"> &amp; </w:t>
+      </w:r>
+      <w:proofErr w:type="spellStart"/>
+      <w:r>
+        <w:rPr>
+          <w:lang w:val="sv-SE"/>
+        </w:rPr>
+        <w:t>Hiburan</w:t>
+      </w:r>
+      <w:proofErr w:type="spellEnd"/>
+      <w:r>
+        <w:rPr>
+          <w:lang w:val="sv-SE"/>
+        </w:rPr>
+        <w:t xml:space="preserve"> </w:t>
+      </w:r>
+      <w:proofErr w:type="spellStart"/>
+      <w:r>
+        <w:rPr>
+          <w:lang w:val="sv-SE"/>
+        </w:rPr>
+        <w:t>paling</w:t>
+      </w:r>
+      <w:proofErr w:type="spellEnd"/>
+      <w:r>
+        <w:rPr>
+          <w:lang w:val="sv-SE"/>
+        </w:rPr>
+        <w:t xml:space="preserve"> </w:t>
+      </w:r>
+      <w:proofErr w:type="spellStart"/>
+      <w:r>
+        <w:rPr>
+          <w:lang w:val="sv-SE"/>
+        </w:rPr>
+        <w:t>lambat</w:t>
+      </w:r>
+      <w:proofErr w:type="spellEnd"/>
+      <w:r>
+        <w:rPr>
+          <w:lang w:val="sv-SE"/>
+        </w:rPr>
+        <w:t xml:space="preserve"> </w:t>
+      </w:r>
+      <w:proofErr w:type="spellStart"/>
+      <w:r>
+        <w:rPr>
+          <w:lang w:val="sv-SE"/>
+        </w:rPr>
+        <w:t>Selasa</w:t>
+      </w:r>
+      <w:proofErr w:type="spellEnd"/>
+      <w:r>
+        <w:rPr>
+          <w:lang w:val="sv-SE"/>
+        </w:rPr>
+        <w:t xml:space="preserve">, 15 </w:t>
+      </w:r>
+      <w:proofErr w:type="gramStart"/>
+      <w:r>
+        <w:rPr>
+          <w:lang w:val="sv-SE"/>
+        </w:rPr>
+        <w:t>September</w:t>
+      </w:r>
+      <w:proofErr w:type="gramEnd"/>
+      <w:r>
+        <w:rPr>
+          <w:lang w:val="sv-SE"/>
+        </w:rPr>
+        <w:t xml:space="preserve"> 2026 agar </w:t>
+      </w:r>
+      <w:proofErr w:type="spellStart"/>
+      <w:r>
+        <w:rPr>
+          <w:lang w:val="sv-SE"/>
+        </w:rPr>
+        <w:t>tersedia</w:t>
+      </w:r>
+      <w:proofErr w:type="spellEnd"/>
+      <w:r>
+        <w:rPr>
+          <w:lang w:val="sv-SE"/>
+        </w:rPr>
+        <w:t xml:space="preserve"> </w:t>
+      </w:r>
+      <w:proofErr w:type="spellStart"/>
+      <w:r>
+        <w:rPr>
+          <w:lang w:val="sv-SE"/>
+        </w:rPr>
+        <w:t>cukup</w:t>
+      </w:r>
+      <w:proofErr w:type="spellEnd"/>
+      <w:r>
+        <w:rPr>
+          <w:lang w:val="sv-SE"/>
+        </w:rPr>
+        <w:t xml:space="preserve"> </w:t>
+      </w:r>
+      <w:proofErr w:type="spellStart"/>
+      <w:r>
+        <w:rPr>
+          <w:lang w:val="sv-SE"/>
+        </w:rPr>
+        <w:t>waktu</w:t>
+      </w:r>
+      <w:proofErr w:type="spellEnd"/>
+      <w:r>
+        <w:rPr>
+          <w:lang w:val="sv-SE"/>
+        </w:rPr>
+        <w:t xml:space="preserve"> </w:t>
+      </w:r>
+      <w:proofErr w:type="spellStart"/>
+      <w:r>
+        <w:rPr>
+          <w:lang w:val="sv-SE"/>
+        </w:rPr>
+        <w:t>untuk</w:t>
+      </w:r>
+      <w:proofErr w:type="spellEnd"/>
+      <w:r>
+        <w:rPr>
+          <w:lang w:val="sv-SE"/>
+        </w:rPr>
+        <w:t xml:space="preserve"> </w:t>
+      </w:r>
+      <w:proofErr w:type="spellStart"/>
+      <w:r>
+        <w:rPr>
+          <w:lang w:val="sv-SE"/>
+        </w:rPr>
+        <w:t>latihan</w:t>
+      </w:r>
+      <w:proofErr w:type="spellEnd"/>
+      <w:r>
+        <w:rPr>
+          <w:lang w:val="sv-SE"/>
+        </w:rPr>
+        <w:t xml:space="preserve"> dan </w:t>
+      </w:r>
+      <w:proofErr w:type="spellStart"/>
+      <w:r>
+        <w:rPr>
+          <w:lang w:val="sv-SE"/>
+        </w:rPr>
+        <w:t>gladi</w:t>
+      </w:r>
+      <w:proofErr w:type="spellEnd"/>
+      <w:r>
+        <w:rPr>
+          <w:lang w:val="sv-SE"/>
+        </w:rPr>
+        <w:t xml:space="preserve"> </w:t>
+      </w:r>
+      <w:proofErr w:type="spellStart"/>
+      <w:r>
+        <w:rPr>
+          <w:lang w:val="sv-SE"/>
+        </w:rPr>
+        <w:t>bersih</w:t>
+      </w:r>
+      <w:proofErr w:type="spellEnd"/>
+      <w:r>
+        <w:rPr>
+          <w:lang w:val="sv-SE"/>
+        </w:rPr>
+        <w:t>.</w:t>
       </w:r>
     </w:p>
     <w:p>
@@ -196,13 +686,87 @@
           <w:lang w:val="sv-SE"/>
         </w:rPr>
       </w:pPr>
-      <w:r>
-        <w:rPr>
-          <w:b/>
-          <w:bCs/>
-          <w:lang w:val="sv-SE"/>
-        </w:rPr>
-        <w:t xml:space="preserve">Jenis penampilan (tari/musik/drama/lainnya) : </w:t>
+      <w:proofErr w:type="spellStart"/>
+      <w:r>
+        <w:rPr>
+          <w:b/>
+          <w:bCs/>
+          <w:lang w:val="sv-SE"/>
+        </w:rPr>
+        <w:t>Jenis</w:t>
+      </w:r>
+      <w:proofErr w:type="spellEnd"/>
+      <w:r>
+        <w:rPr>
+          <w:b/>
+          <w:bCs/>
+          <w:lang w:val="sv-SE"/>
+        </w:rPr>
+        <w:t xml:space="preserve"> </w:t>
+      </w:r>
+      <w:proofErr w:type="spellStart"/>
+      <w:r>
+        <w:rPr>
+          <w:b/>
+          <w:bCs/>
+          <w:lang w:val="sv-SE"/>
+        </w:rPr>
+        <w:t>penampilan</w:t>
+      </w:r>
+      <w:proofErr w:type="spellEnd"/>
+      <w:r>
+        <w:rPr>
+          <w:b/>
+          <w:bCs/>
+          <w:lang w:val="sv-SE"/>
+        </w:rPr>
+        <w:t xml:space="preserve"> (</w:t>
+      </w:r>
+      <w:proofErr w:type="spellStart"/>
+      <w:r>
+        <w:rPr>
+          <w:b/>
+          <w:bCs/>
+          <w:lang w:val="sv-SE"/>
+        </w:rPr>
+        <w:t>tari</w:t>
+      </w:r>
+      <w:proofErr w:type="spellEnd"/>
+      <w:r>
+        <w:rPr>
+          <w:b/>
+          <w:bCs/>
+          <w:lang w:val="sv-SE"/>
+        </w:rPr>
+        <w:t>/musik/drama/</w:t>
+      </w:r>
+      <w:proofErr w:type="spellStart"/>
+      <w:r>
+        <w:rPr>
+          <w:b/>
+          <w:bCs/>
+          <w:lang w:val="sv-SE"/>
+        </w:rPr>
+        <w:t>lainnya</w:t>
+      </w:r>
+      <w:proofErr w:type="spellEnd"/>
+      <w:proofErr w:type="gramStart"/>
+      <w:r>
+        <w:rPr>
+          <w:b/>
+          <w:bCs/>
+          <w:lang w:val="sv-SE"/>
+        </w:rPr>
+        <w:t>) :</w:t>
+      </w:r>
+      <w:proofErr w:type="gramEnd"/>
+      <w:r>
+        <w:rPr>
+          <w:b/>
+          <w:bCs/>
+          <w:lang w:val="sv-SE"/>
+        </w:rPr>
+        <w:t xml:space="preserve"> </w:t>
       </w:r>
       <w:r>
         <w:rPr>
@@ -218,13 +782,87 @@
           <w:lang w:val="sv-SE"/>
         </w:rPr>
       </w:pPr>
-      <w:r>
-        <w:rPr>
-          <w:b/>
-          <w:bCs/>
-          <w:lang w:val="sv-SE"/>
-        </w:rPr>
-        <w:t xml:space="preserve">Nama penampil/nama kelompok : </w:t>
+      <w:proofErr w:type="spellStart"/>
+      <w:r>
+        <w:rPr>
+          <w:b/>
+          <w:bCs/>
+          <w:lang w:val="sv-SE"/>
+        </w:rPr>
+        <w:t>Nama</w:t>
+      </w:r>
+      <w:proofErr w:type="spellEnd"/>
+      <w:r>
+        <w:rPr>
+          <w:b/>
+          <w:bCs/>
+          <w:lang w:val="sv-SE"/>
+        </w:rPr>
+        <w:t xml:space="preserve"> </w:t>
+      </w:r>
+      <w:proofErr w:type="spellStart"/>
+      <w:r>
+        <w:rPr>
+          <w:b/>
+          <w:bCs/>
+          <w:lang w:val="sv-SE"/>
+        </w:rPr>
+        <w:t>penampil</w:t>
+      </w:r>
+      <w:proofErr w:type="spellEnd"/>
+      <w:r>
+        <w:rPr>
+          <w:b/>
+          <w:bCs/>
+          <w:lang w:val="sv-SE"/>
+        </w:rPr>
+        <w:t>/</w:t>
+      </w:r>
+      <w:proofErr w:type="spellStart"/>
+      <w:r>
+        <w:rPr>
+          <w:b/>
+          <w:bCs/>
+          <w:lang w:val="sv-SE"/>
+        </w:rPr>
+        <w:t>nama</w:t>
+      </w:r>
+      <w:proofErr w:type="spellEnd"/>
+      <w:r>
+        <w:rPr>
+          <w:b/>
+          <w:bCs/>
+          <w:lang w:val="sv-SE"/>
+        </w:rPr>
+        <w:t xml:space="preserve"> </w:t>
+      </w:r>
+      <w:proofErr w:type="spellStart"/>
+      <w:proofErr w:type="gramStart"/>
+      <w:r>
+        <w:rPr>
+          <w:b/>
+          <w:bCs/>
+          <w:lang w:val="sv-SE"/>
+        </w:rPr>
+        <w:t>kelompok</w:t>
+      </w:r>
+      <w:proofErr w:type="spellEnd"/>
+      <w:r>
+        <w:rPr>
+          <w:b/>
+          <w:bCs/>
+          <w:lang w:val="sv-SE"/>
+        </w:rPr>
+        <w:t xml:space="preserve"> :</w:t>
+      </w:r>
+      <w:proofErr w:type="gramEnd"/>
+      <w:r>
+        <w:rPr>
+          <w:b/>
+          <w:bCs/>
+          <w:lang w:val="sv-SE"/>
+        </w:rPr>
+        <w:t xml:space="preserve"> </w:t>
       </w:r>
       <w:r>
         <w:rPr>
@@ -240,13 +878,23 @@
           <w:lang w:val="sv-SE"/>
         </w:rPr>
       </w:pPr>
-      <w:r>
-        <w:rPr>
-          <w:b/>
-          <w:bCs/>
-          <w:lang w:val="sv-SE"/>
-        </w:rPr>
-        <w:t xml:space="preserve">Kelas : </w:t>
+      <w:proofErr w:type="gramStart"/>
+      <w:r>
+        <w:rPr>
+          <w:b/>
+          <w:bCs/>
+          <w:lang w:val="sv-SE"/>
+        </w:rPr>
+        <w:t>Kelas :</w:t>
+      </w:r>
+      <w:proofErr w:type="gramEnd"/>
+      <w:r>
+        <w:rPr>
+          <w:b/>
+          <w:bCs/>
+          <w:lang w:val="sv-SE"/>
+        </w:rPr>
+        <w:t xml:space="preserve"> </w:t>
       </w:r>
       <w:r>
         <w:rPr>
@@ -257,17 +905,92 @@
     </w:p>
     <w:p>
       <w:pPr>
-        <w:rPr>
-          <w:lang w:val="sv-SE"/>
-        </w:rPr>
-      </w:pPr>
-      <w:r>
-        <w:rPr>
-          <w:b/>
-          <w:bCs/>
-          <w:lang w:val="sv-SE"/>
-        </w:rPr>
-        <w:t xml:space="preserve">Jumlah anggota (jika kelompok) : </w:t>
+        <w:spacing w:after="170"/>
+        <w:rPr>
+          <w:lang w:val="sv-SE"/>
+        </w:rPr>
+      </w:pPr>
+      <w:proofErr w:type="spellStart"/>
+      <w:r>
+        <w:rPr>
+          <w:b/>
+          <w:bCs/>
+          <w:lang w:val="sv-SE"/>
+        </w:rPr>
+        <w:t>Jumlah</w:t>
+      </w:r>
+      <w:proofErr w:type="spellEnd"/>
+      <w:r>
+        <w:rPr>
+          <w:b/>
+          <w:bCs/>
+          <w:lang w:val="sv-SE"/>
+        </w:rPr>
+        <w:t xml:space="preserve"> </w:t>
+      </w:r>
+      <w:proofErr w:type="spellStart"/>
+      <w:r>
+        <w:rPr>
+          <w:b/>
+          <w:bCs/>
+          <w:lang w:val="sv-SE"/>
+        </w:rPr>
+        <w:t>anggota</w:t>
+      </w:r>
+      <w:proofErr w:type="spellEnd"/>
+      <w:r>
+        <w:rPr>
+          <w:b/>
+          <w:bCs/>
+          <w:lang w:val="sv-SE"/>
+        </w:rPr>
+        <w:t xml:space="preserve"> (</w:t>
+      </w:r>
+      <w:proofErr w:type="spellStart"/>
+      <w:r>
+        <w:rPr>
+          <w:b/>
+          <w:bCs/>
+          <w:lang w:val="sv-SE"/>
+        </w:rPr>
+        <w:t>jika</w:t>
+      </w:r>
+      <w:proofErr w:type="spellEnd"/>
+      <w:r>
+        <w:rPr>
+          <w:b/>
+          <w:bCs/>
+          <w:lang w:val="sv-SE"/>
+        </w:rPr>
+        <w:t xml:space="preserve"> </w:t>
+      </w:r>
+      <w:proofErr w:type="spellStart"/>
+      <w:r>
+        <w:rPr>
+          <w:b/>
+          <w:bCs/>
+          <w:lang w:val="sv-SE"/>
+        </w:rPr>
+        <w:t>kelompok</w:t>
+      </w:r>
+      <w:proofErr w:type="spellEnd"/>
+      <w:proofErr w:type="gramStart"/>
+      <w:r>
+        <w:rPr>
+          <w:b/>
+          <w:bCs/>
+          <w:lang w:val="sv-SE"/>
+        </w:rPr>
+        <w:t>) :</w:t>
+      </w:r>
+      <w:proofErr w:type="gramEnd"/>
+      <w:r>
+        <w:rPr>
+          <w:b/>
+          <w:bCs/>
+          <w:lang w:val="sv-SE"/>
+        </w:rPr>
+        <w:t xml:space="preserve"> </w:t>
       </w:r>
       <w:r>
         <w:rPr>
@@ -278,17 +1001,92 @@
     </w:p>
     <w:p>
       <w:pPr>
-        <w:rPr>
-          <w:lang w:val="sv-SE"/>
-        </w:rPr>
-      </w:pPr>
-      <w:r>
-        <w:rPr>
-          <w:b/>
-          <w:bCs/>
-          <w:lang w:val="sv-SE"/>
-        </w:rPr>
-        <w:t xml:space="preserve">Judul/deskripsi singkat penampilan : </w:t>
+        <w:spacing w:after="170"/>
+        <w:rPr>
+          <w:lang w:val="sv-SE"/>
+        </w:rPr>
+      </w:pPr>
+      <w:proofErr w:type="spellStart"/>
+      <w:r>
+        <w:rPr>
+          <w:b/>
+          <w:bCs/>
+          <w:lang w:val="sv-SE"/>
+        </w:rPr>
+        <w:t>Judul</w:t>
+      </w:r>
+      <w:proofErr w:type="spellEnd"/>
+      <w:r>
+        <w:rPr>
+          <w:b/>
+          <w:bCs/>
+          <w:lang w:val="sv-SE"/>
+        </w:rPr>
+        <w:t>/</w:t>
+      </w:r>
+      <w:proofErr w:type="spellStart"/>
+      <w:r>
+        <w:rPr>
+          <w:b/>
+          <w:bCs/>
+          <w:lang w:val="sv-SE"/>
+        </w:rPr>
+        <w:t>deskripsi</w:t>
+      </w:r>
+      <w:proofErr w:type="spellEnd"/>
+      <w:r>
+        <w:rPr>
+          <w:b/>
+          <w:bCs/>
+          <w:lang w:val="sv-SE"/>
+        </w:rPr>
+        <w:t xml:space="preserve"> </w:t>
+      </w:r>
+      <w:proofErr w:type="spellStart"/>
+      <w:r>
+        <w:rPr>
+          <w:b/>
+          <w:bCs/>
+          <w:lang w:val="sv-SE"/>
+        </w:rPr>
+        <w:t>singkat</w:t>
+      </w:r>
+      <w:proofErr w:type="spellEnd"/>
+      <w:r>
+        <w:rPr>
+          <w:b/>
+          <w:bCs/>
+          <w:lang w:val="sv-SE"/>
+        </w:rPr>
+        <w:t xml:space="preserve"> </w:t>
+      </w:r>
+      <w:proofErr w:type="spellStart"/>
+      <w:proofErr w:type="gramStart"/>
+      <w:r>
+        <w:rPr>
+          <w:b/>
+          <w:bCs/>
+          <w:lang w:val="sv-SE"/>
+        </w:rPr>
+        <w:t>penampilan</w:t>
+      </w:r>
+      <w:proofErr w:type="spellEnd"/>
+      <w:r>
+        <w:rPr>
+          <w:b/>
+          <w:bCs/>
+          <w:lang w:val="sv-SE"/>
+        </w:rPr>
+        <w:t xml:space="preserve"> :</w:t>
+      </w:r>
+      <w:proofErr w:type="gramEnd"/>
+      <w:r>
+        <w:rPr>
+          <w:b/>
+          <w:bCs/>
+          <w:lang w:val="sv-SE"/>
+        </w:rPr>
+        <w:t xml:space="preserve"> </w:t>
       </w:r>
       <w:r>
         <w:rPr>
@@ -299,17 +1097,92 @@
     </w:p>
     <w:p>
       <w:pPr>
-        <w:rPr>
-          <w:lang w:val="sv-SE"/>
-        </w:rPr>
-      </w:pPr>
-      <w:r>
-        <w:rPr>
-          <w:b/>
-          <w:bCs/>
-          <w:lang w:val="sv-SE"/>
-        </w:rPr>
-        <w:t xml:space="preserve">Perkiraan durasi tampil (menit) : </w:t>
+        <w:spacing w:after="170"/>
+        <w:rPr>
+          <w:lang w:val="sv-SE"/>
+        </w:rPr>
+      </w:pPr>
+      <w:proofErr w:type="spellStart"/>
+      <w:r>
+        <w:rPr>
+          <w:b/>
+          <w:bCs/>
+          <w:lang w:val="sv-SE"/>
+        </w:rPr>
+        <w:t>Perkiraan</w:t>
+      </w:r>
+      <w:proofErr w:type="spellEnd"/>
+      <w:r>
+        <w:rPr>
+          <w:b/>
+          <w:bCs/>
+          <w:lang w:val="sv-SE"/>
+        </w:rPr>
+        <w:t xml:space="preserve"> </w:t>
+      </w:r>
+      <w:proofErr w:type="spellStart"/>
+      <w:r>
+        <w:rPr>
+          <w:b/>
+          <w:bCs/>
+          <w:lang w:val="sv-SE"/>
+        </w:rPr>
+        <w:t>durasi</w:t>
+      </w:r>
+      <w:proofErr w:type="spellEnd"/>
+      <w:r>
+        <w:rPr>
+          <w:b/>
+          <w:bCs/>
+          <w:lang w:val="sv-SE"/>
+        </w:rPr>
+        <w:t xml:space="preserve"> </w:t>
+      </w:r>
+      <w:proofErr w:type="spellStart"/>
+      <w:r>
+        <w:rPr>
+          <w:b/>
+          <w:bCs/>
+          <w:lang w:val="sv-SE"/>
+        </w:rPr>
+        <w:t>tampil</w:t>
+      </w:r>
+      <w:proofErr w:type="spellEnd"/>
+      <w:r>
+        <w:rPr>
+          <w:b/>
+          <w:bCs/>
+          <w:lang w:val="sv-SE"/>
+        </w:rPr>
+        <w:t xml:space="preserve"> (</w:t>
+      </w:r>
+      <w:proofErr w:type="spellStart"/>
+      <w:r>
+        <w:rPr>
+          <w:b/>
+          <w:bCs/>
+          <w:lang w:val="sv-SE"/>
+        </w:rPr>
+        <w:t>menit</w:t>
+      </w:r>
+      <w:proofErr w:type="spellEnd"/>
+      <w:proofErr w:type="gramStart"/>
+      <w:r>
+        <w:rPr>
+          <w:b/>
+          <w:bCs/>
+          <w:lang w:val="sv-SE"/>
+        </w:rPr>
+        <w:t>) :</w:t>
+      </w:r>
+      <w:proofErr w:type="gramEnd"/>
+      <w:r>
+        <w:rPr>
+          <w:b/>
+          <w:bCs/>
+          <w:lang w:val="sv-SE"/>
+        </w:rPr>
+        <w:t xml:space="preserve"> </w:t>
       </w:r>
       <w:r>
         <w:rPr>
@@ -320,17 +1193,74 @@
     </w:p>
     <w:p>
       <w:pPr>
-        <w:rPr>
-          <w:lang w:val="sv-SE"/>
-        </w:rPr>
-      </w:pPr>
-      <w:r>
-        <w:rPr>
-          <w:b/>
-          <w:bCs/>
-          <w:lang w:val="sv-SE"/>
-        </w:rPr>
-        <w:t xml:space="preserve">Kebutuhan alat/musik pengiring : </w:t>
+        <w:spacing w:after="170"/>
+        <w:rPr>
+          <w:lang w:val="sv-SE"/>
+        </w:rPr>
+      </w:pPr>
+      <w:proofErr w:type="spellStart"/>
+      <w:r>
+        <w:rPr>
+          <w:b/>
+          <w:bCs/>
+          <w:lang w:val="sv-SE"/>
+        </w:rPr>
+        <w:t>Kebutuhan</w:t>
+      </w:r>
+      <w:proofErr w:type="spellEnd"/>
+      <w:r>
+        <w:rPr>
+          <w:b/>
+          <w:bCs/>
+          <w:lang w:val="sv-SE"/>
+        </w:rPr>
+        <w:t xml:space="preserve"> </w:t>
+      </w:r>
+      <w:proofErr w:type="spellStart"/>
+      <w:r>
+        <w:rPr>
+          <w:b/>
+          <w:bCs/>
+          <w:lang w:val="sv-SE"/>
+        </w:rPr>
+        <w:t>alat</w:t>
+      </w:r>
+      <w:proofErr w:type="spellEnd"/>
+      <w:r>
+        <w:rPr>
+          <w:b/>
+          <w:bCs/>
+          <w:lang w:val="sv-SE"/>
+        </w:rPr>
+        <w:t xml:space="preserve">/musik </w:t>
+      </w:r>
+      <w:proofErr w:type="spellStart"/>
+      <w:proofErr w:type="gramStart"/>
+      <w:r>
+        <w:rPr>
+          <w:b/>
+          <w:bCs/>
+          <w:lang w:val="sv-SE"/>
+        </w:rPr>
+        <w:t>pengiring</w:t>
+      </w:r>
+      <w:proofErr w:type="spellEnd"/>
+      <w:r>
+        <w:rPr>
+          <w:b/>
+          <w:bCs/>
+          <w:lang w:val="sv-SE"/>
+        </w:rPr>
+        <w:t xml:space="preserve"> :</w:t>
+      </w:r>
+      <w:proofErr w:type="gramEnd"/>
+      <w:r>
+        <w:rPr>
+          <w:b/>
+          <w:bCs/>
+          <w:lang w:val="sv-SE"/>
+        </w:rPr>
+        <w:t xml:space="preserve"> </w:t>
       </w:r>
       <w:r>
         <w:rPr>
@@ -341,17 +1271,74 @@
     </w:p>
     <w:p>
       <w:pPr>
-        <w:rPr>
-          <w:lang w:val="sv-SE"/>
-        </w:rPr>
-      </w:pPr>
-      <w:r>
-        <w:rPr>
-          <w:b/>
-          <w:bCs/>
-          <w:lang w:val="sv-SE"/>
-        </w:rPr>
-        <w:t xml:space="preserve">Nama guru pendamping/pembina : </w:t>
+        <w:spacing w:after="170"/>
+        <w:rPr>
+          <w:lang w:val="sv-SE"/>
+        </w:rPr>
+      </w:pPr>
+      <w:proofErr w:type="spellStart"/>
+      <w:r>
+        <w:rPr>
+          <w:b/>
+          <w:bCs/>
+          <w:lang w:val="sv-SE"/>
+        </w:rPr>
+        <w:t>Nama</w:t>
+      </w:r>
+      <w:proofErr w:type="spellEnd"/>
+      <w:r>
+        <w:rPr>
+          <w:b/>
+          <w:bCs/>
+          <w:lang w:val="sv-SE"/>
+        </w:rPr>
+        <w:t xml:space="preserve"> guru </w:t>
+      </w:r>
+      <w:proofErr w:type="spellStart"/>
+      <w:r>
+        <w:rPr>
+          <w:b/>
+          <w:bCs/>
+          <w:lang w:val="sv-SE"/>
+        </w:rPr>
+        <w:t>pendamping</w:t>
+      </w:r>
+      <w:proofErr w:type="spellEnd"/>
+      <w:r>
+        <w:rPr>
+          <w:b/>
+          <w:bCs/>
+          <w:lang w:val="sv-SE"/>
+        </w:rPr>
+        <w:t>/</w:t>
+      </w:r>
+      <w:proofErr w:type="spellStart"/>
+      <w:proofErr w:type="gramStart"/>
+      <w:r>
+        <w:rPr>
+          <w:b/>
+          <w:bCs/>
+          <w:lang w:val="sv-SE"/>
+        </w:rPr>
+        <w:t>pembina</w:t>
+      </w:r>
+      <w:proofErr w:type="spellEnd"/>
+      <w:r>
+        <w:rPr>
+          <w:b/>
+          <w:bCs/>
+          <w:lang w:val="sv-SE"/>
+        </w:rPr>
+        <w:t xml:space="preserve"> :</w:t>
+      </w:r>
+      <w:proofErr w:type="gramEnd"/>
+      <w:r>
+        <w:rPr>
+          <w:b/>
+          <w:bCs/>
+          <w:lang w:val="sv-SE"/>
+        </w:rPr>
+        <w:t xml:space="preserve"> </w:t>
       </w:r>
       <w:r>
         <w:rPr>
@@ -362,17 +1349,74 @@
     </w:p>
     <w:p>
       <w:pPr>
-        <w:rPr>
-          <w:lang w:val="sv-SE"/>
-        </w:rPr>
-      </w:pPr>
-      <w:r>
-        <w:rPr>
-          <w:b/>
-          <w:bCs/>
-          <w:lang w:val="sv-SE"/>
-        </w:rPr>
-        <w:t xml:space="preserve">Nomor WA yang bisa dihubungi : </w:t>
+        <w:spacing w:after="170"/>
+        <w:rPr>
+          <w:lang w:val="sv-SE"/>
+        </w:rPr>
+      </w:pPr>
+      <w:proofErr w:type="spellStart"/>
+      <w:r>
+        <w:rPr>
+          <w:b/>
+          <w:bCs/>
+          <w:lang w:val="sv-SE"/>
+        </w:rPr>
+        <w:t>Nomor</w:t>
+      </w:r>
+      <w:proofErr w:type="spellEnd"/>
+      <w:r>
+        <w:rPr>
+          <w:b/>
+          <w:bCs/>
+          <w:lang w:val="sv-SE"/>
+        </w:rPr>
+        <w:t xml:space="preserve"> WA yang </w:t>
+      </w:r>
+      <w:proofErr w:type="spellStart"/>
+      <w:r>
+        <w:rPr>
+          <w:b/>
+          <w:bCs/>
+          <w:lang w:val="sv-SE"/>
+        </w:rPr>
+        <w:t>bisa</w:t>
+      </w:r>
+      <w:proofErr w:type="spellEnd"/>
+      <w:r>
+        <w:rPr>
+          <w:b/>
+          <w:bCs/>
+          <w:lang w:val="sv-SE"/>
+        </w:rPr>
+        <w:t xml:space="preserve"> </w:t>
+      </w:r>
+      <w:proofErr w:type="spellStart"/>
+      <w:proofErr w:type="gramStart"/>
+      <w:r>
+        <w:rPr>
+          <w:b/>
+          <w:bCs/>
+          <w:lang w:val="sv-SE"/>
+        </w:rPr>
+        <w:t>dihubungi</w:t>
+      </w:r>
+      <w:proofErr w:type="spellEnd"/>
+      <w:r>
+        <w:rPr>
+          <w:b/>
+          <w:bCs/>
+          <w:lang w:val="sv-SE"/>
+        </w:rPr>
+        <w:t xml:space="preserve"> :</w:t>
+      </w:r>
+      <w:proofErr w:type="gramEnd"/>
+      <w:r>
+        <w:rPr>
+          <w:b/>
+          <w:bCs/>
+          <w:lang w:val="sv-SE"/>
+        </w:rPr>
+        <w:t xml:space="preserve"> </w:t>
       </w:r>
       <w:r>
         <w:rPr>
@@ -397,13 +1441,59 @@
           <w:lang w:val="sv-SE"/>
         </w:rPr>
       </w:pPr>
-      <w:r>
-        <w:rPr>
-          <w:b/>
-          <w:bCs/>
-          <w:lang w:val="sv-SE"/>
-        </w:rPr>
-        <w:t>Catatan bagi pendaftar:</w:t>
+      <w:proofErr w:type="spellStart"/>
+      <w:r>
+        <w:rPr>
+          <w:b/>
+          <w:bCs/>
+          <w:lang w:val="sv-SE"/>
+        </w:rPr>
+        <w:t>Catatan</w:t>
+      </w:r>
+      <w:proofErr w:type="spellEnd"/>
+      <w:r>
+        <w:rPr>
+          <w:b/>
+          <w:bCs/>
+          <w:lang w:val="sv-SE"/>
+        </w:rPr>
+        <w:t xml:space="preserve"> </w:t>
+      </w:r>
+      <w:proofErr w:type="spellStart"/>
+      <w:r>
+        <w:rPr>
+          <w:b/>
+          <w:bCs/>
+          <w:lang w:val="sv-SE"/>
+        </w:rPr>
+        <w:t>bagi</w:t>
+      </w:r>
+      <w:proofErr w:type="spellEnd"/>
+      <w:r>
+        <w:rPr>
+          <w:b/>
+          <w:bCs/>
+          <w:lang w:val="sv-SE"/>
+        </w:rPr>
+        <w:t xml:space="preserve"> </w:t>
+      </w:r>
+      <w:proofErr w:type="spellStart"/>
+      <w:r>
+        <w:rPr>
+          <w:b/>
+          <w:bCs/>
+          <w:lang w:val="sv-SE"/>
+        </w:rPr>
+        <w:t>pendaftar</w:t>
+      </w:r>
+      <w:proofErr w:type="spellEnd"/>
+      <w:r>
+        <w:rPr>
+          <w:b/>
+          <w:bCs/>
+          <w:lang w:val="sv-SE"/>
+        </w:rPr>
+        <w:t>:</w:t>
       </w:r>
     </w:p>
     <w:p>
@@ -418,7 +1508,133 @@
         <w:rPr>
           <w:lang w:val="sv-SE"/>
         </w:rPr>
-        <w:t>1. Setiap penampil wajib mengikuti gladi bersih pada Minggu, 13 September 2026.</w:t>
+        <w:t xml:space="preserve">1. </w:t>
+      </w:r>
+      <w:proofErr w:type="spellStart"/>
+      <w:r>
+        <w:rPr>
+          <w:lang w:val="sv-SE"/>
+        </w:rPr>
+        <w:t>Setiap</w:t>
+      </w:r>
+      <w:proofErr w:type="spellEnd"/>
+      <w:r>
+        <w:rPr>
+          <w:lang w:val="sv-SE"/>
+        </w:rPr>
+        <w:t xml:space="preserve"> </w:t>
+      </w:r>
+      <w:proofErr w:type="spellStart"/>
+      <w:r>
+        <w:rPr>
+          <w:lang w:val="sv-SE"/>
+        </w:rPr>
+        <w:t>penampil</w:t>
+      </w:r>
+      <w:proofErr w:type="spellEnd"/>
+      <w:r>
+        <w:rPr>
+          <w:lang w:val="sv-SE"/>
+        </w:rPr>
+        <w:t xml:space="preserve"> </w:t>
+      </w:r>
+      <w:proofErr w:type="spellStart"/>
+      <w:r>
+        <w:rPr>
+          <w:lang w:val="sv-SE"/>
+        </w:rPr>
+        <w:t>wajib</w:t>
+      </w:r>
+      <w:proofErr w:type="spellEnd"/>
+      <w:r>
+        <w:rPr>
+          <w:lang w:val="sv-SE"/>
+        </w:rPr>
+        <w:t xml:space="preserve"> </w:t>
+      </w:r>
+      <w:proofErr w:type="spellStart"/>
+      <w:r>
+        <w:rPr>
+          <w:lang w:val="sv-SE"/>
+        </w:rPr>
+        <w:t>mengikuti</w:t>
+      </w:r>
+      <w:proofErr w:type="spellEnd"/>
+      <w:r>
+        <w:rPr>
+          <w:lang w:val="sv-SE"/>
+        </w:rPr>
+        <w:t xml:space="preserve"> </w:t>
+      </w:r>
+      <w:proofErr w:type="spellStart"/>
+      <w:r>
+        <w:rPr>
+          <w:lang w:val="sv-SE"/>
+        </w:rPr>
+        <w:t>gladi</w:t>
+      </w:r>
+      <w:proofErr w:type="spellEnd"/>
+      <w:r>
+        <w:rPr>
+          <w:lang w:val="sv-SE"/>
+        </w:rPr>
+        <w:t xml:space="preserve"> </w:t>
+      </w:r>
+      <w:proofErr w:type="spellStart"/>
+      <w:r>
+        <w:rPr>
+          <w:lang w:val="sv-SE"/>
+        </w:rPr>
+        <w:t>bersih</w:t>
+      </w:r>
+      <w:proofErr w:type="spellEnd"/>
+      <w:r>
+        <w:rPr>
+          <w:lang w:val="sv-SE"/>
+        </w:rPr>
+        <w:t xml:space="preserve"> </w:t>
+      </w:r>
+      <w:proofErr w:type="spellStart"/>
+      <w:r>
+        <w:rPr>
+          <w:lang w:val="sv-SE"/>
+        </w:rPr>
+        <w:t>pada</w:t>
+      </w:r>
+      <w:proofErr w:type="spellEnd"/>
+      <w:r>
+        <w:rPr>
+          <w:lang w:val="sv-SE"/>
+        </w:rPr>
+        <w:t xml:space="preserve"> </w:t>
+      </w:r>
+      <w:proofErr w:type="spellStart"/>
+      <w:r>
+        <w:rPr>
+          <w:lang w:val="sv-SE"/>
+        </w:rPr>
+        <w:t>Kamis</w:t>
+      </w:r>
+      <w:proofErr w:type="spellEnd"/>
+      <w:r>
+        <w:rPr>
+          <w:lang w:val="sv-SE"/>
+        </w:rPr>
+        <w:t xml:space="preserve">, 24 </w:t>
+      </w:r>
+      <w:proofErr w:type="gramStart"/>
+      <w:r>
+        <w:rPr>
+          <w:lang w:val="sv-SE"/>
+        </w:rPr>
+        <w:t>September</w:t>
+      </w:r>
+      <w:proofErr w:type="gramEnd"/>
+      <w:r>
+        <w:rPr>
+          <w:lang w:val="sv-SE"/>
+        </w:rPr>
+        <w:t xml:space="preserve"> 2026.</w:t>
       </w:r>
     </w:p>
     <w:p>
@@ -433,7 +1649,161 @@
         <w:rPr>
           <w:lang w:val="sv-SE"/>
         </w:rPr>
-        <w:t>2. Durasi tampil disesuaikan kembali oleh Seksi Pentas Seni &amp; Hiburan agar rundown keseluruhan tidak molor.</w:t>
+        <w:t xml:space="preserve">2. </w:t>
+      </w:r>
+      <w:proofErr w:type="spellStart"/>
+      <w:r>
+        <w:rPr>
+          <w:lang w:val="sv-SE"/>
+        </w:rPr>
+        <w:t>Durasi</w:t>
+      </w:r>
+      <w:proofErr w:type="spellEnd"/>
+      <w:r>
+        <w:rPr>
+          <w:lang w:val="sv-SE"/>
+        </w:rPr>
+        <w:t xml:space="preserve"> </w:t>
+      </w:r>
+      <w:proofErr w:type="spellStart"/>
+      <w:r>
+        <w:rPr>
+          <w:lang w:val="sv-SE"/>
+        </w:rPr>
+        <w:t>tampil</w:t>
+      </w:r>
+      <w:proofErr w:type="spellEnd"/>
+      <w:r>
+        <w:rPr>
+          <w:lang w:val="sv-SE"/>
+        </w:rPr>
+        <w:t xml:space="preserve"> </w:t>
+      </w:r>
+      <w:proofErr w:type="spellStart"/>
+      <w:r>
+        <w:rPr>
+          <w:lang w:val="sv-SE"/>
+        </w:rPr>
+        <w:t>disesuaikan</w:t>
+      </w:r>
+      <w:proofErr w:type="spellEnd"/>
+      <w:r>
+        <w:rPr>
+          <w:lang w:val="sv-SE"/>
+        </w:rPr>
+        <w:t xml:space="preserve"> </w:t>
+      </w:r>
+      <w:proofErr w:type="spellStart"/>
+      <w:r>
+        <w:rPr>
+          <w:lang w:val="sv-SE"/>
+        </w:rPr>
+        <w:t>kembali</w:t>
+      </w:r>
+      <w:proofErr w:type="spellEnd"/>
+      <w:r>
+        <w:rPr>
+          <w:lang w:val="sv-SE"/>
+        </w:rPr>
+        <w:t xml:space="preserve"> </w:t>
+      </w:r>
+      <w:proofErr w:type="spellStart"/>
+      <w:r>
+        <w:rPr>
+          <w:lang w:val="sv-SE"/>
+        </w:rPr>
+        <w:t>oleh</w:t>
+      </w:r>
+      <w:proofErr w:type="spellEnd"/>
+      <w:r>
+        <w:rPr>
+          <w:lang w:val="sv-SE"/>
+        </w:rPr>
+        <w:t xml:space="preserve"> </w:t>
+      </w:r>
+      <w:proofErr w:type="spellStart"/>
+      <w:r>
+        <w:rPr>
+          <w:lang w:val="sv-SE"/>
+        </w:rPr>
+        <w:t>Seksi</w:t>
+      </w:r>
+      <w:proofErr w:type="spellEnd"/>
+      <w:r>
+        <w:rPr>
+          <w:lang w:val="sv-SE"/>
+        </w:rPr>
+        <w:t xml:space="preserve"> Pentas </w:t>
+      </w:r>
+      <w:proofErr w:type="spellStart"/>
+      <w:r>
+        <w:rPr>
+          <w:lang w:val="sv-SE"/>
+        </w:rPr>
+        <w:t>Seni</w:t>
+      </w:r>
+      <w:proofErr w:type="spellEnd"/>
+      <w:r>
+        <w:rPr>
+          <w:lang w:val="sv-SE"/>
+        </w:rPr>
+        <w:t xml:space="preserve"> &amp; </w:t>
+      </w:r>
+      <w:proofErr w:type="spellStart"/>
+      <w:r>
+        <w:rPr>
+          <w:lang w:val="sv-SE"/>
+        </w:rPr>
+        <w:t>Hiburan</w:t>
+      </w:r>
+      <w:proofErr w:type="spellEnd"/>
+      <w:r>
+        <w:rPr>
+          <w:lang w:val="sv-SE"/>
+        </w:rPr>
+        <w:t xml:space="preserve"> agar </w:t>
+      </w:r>
+      <w:proofErr w:type="spellStart"/>
+      <w:r>
+        <w:rPr>
+          <w:lang w:val="sv-SE"/>
+        </w:rPr>
+        <w:t>rundown</w:t>
+      </w:r>
+      <w:proofErr w:type="spellEnd"/>
+      <w:r>
+        <w:rPr>
+          <w:lang w:val="sv-SE"/>
+        </w:rPr>
+        <w:t xml:space="preserve"> </w:t>
+      </w:r>
+      <w:proofErr w:type="spellStart"/>
+      <w:r>
+        <w:rPr>
+          <w:lang w:val="sv-SE"/>
+        </w:rPr>
+        <w:t>keseluruhan</w:t>
+      </w:r>
+      <w:proofErr w:type="spellEnd"/>
+      <w:r>
+        <w:rPr>
+          <w:lang w:val="sv-SE"/>
+        </w:rPr>
+        <w:t xml:space="preserve"> </w:t>
+      </w:r>
+      <w:proofErr w:type="spellStart"/>
+      <w:r>
+        <w:rPr>
+          <w:lang w:val="sv-SE"/>
+        </w:rPr>
+        <w:t>tidak</w:t>
+      </w:r>
+      <w:proofErr w:type="spellEnd"/>
+      <w:r>
+        <w:rPr>
+          <w:lang w:val="sv-SE"/>
+        </w:rPr>
+        <w:t xml:space="preserve"> molor.</w:t>
       </w:r>
     </w:p>
     <w:p>
@@ -448,7 +1818,119 @@
         <w:rPr>
           <w:lang w:val="sv-SE"/>
         </w:rPr>
-        <w:t>3. Kebutuhan alat/sound agar dikoordinasikan dengan Seksi Perlengkapan paling lambat H-4.</w:t>
+        <w:t xml:space="preserve">3. </w:t>
+      </w:r>
+      <w:proofErr w:type="spellStart"/>
+      <w:r>
+        <w:rPr>
+          <w:lang w:val="sv-SE"/>
+        </w:rPr>
+        <w:t>Kebutuhan</w:t>
+      </w:r>
+      <w:proofErr w:type="spellEnd"/>
+      <w:r>
+        <w:rPr>
+          <w:lang w:val="sv-SE"/>
+        </w:rPr>
+        <w:t xml:space="preserve"> </w:t>
+      </w:r>
+      <w:proofErr w:type="spellStart"/>
+      <w:r>
+        <w:rPr>
+          <w:lang w:val="sv-SE"/>
+        </w:rPr>
+        <w:t>alat</w:t>
+      </w:r>
+      <w:proofErr w:type="spellEnd"/>
+      <w:r>
+        <w:rPr>
+          <w:lang w:val="sv-SE"/>
+        </w:rPr>
+        <w:t xml:space="preserve">/sound agar </w:t>
+      </w:r>
+      <w:proofErr w:type="spellStart"/>
+      <w:r>
+        <w:rPr>
+          <w:lang w:val="sv-SE"/>
+        </w:rPr>
+        <w:t>dikoordinasikan</w:t>
+      </w:r>
+      <w:proofErr w:type="spellEnd"/>
+      <w:r>
+        <w:rPr>
+          <w:lang w:val="sv-SE"/>
+        </w:rPr>
+        <w:t xml:space="preserve"> </w:t>
+      </w:r>
+      <w:proofErr w:type="spellStart"/>
+      <w:r>
+        <w:rPr>
+          <w:lang w:val="sv-SE"/>
+        </w:rPr>
+        <w:t>dengan</w:t>
+      </w:r>
+      <w:proofErr w:type="spellEnd"/>
+      <w:r>
+        <w:rPr>
+          <w:lang w:val="sv-SE"/>
+        </w:rPr>
+        <w:t xml:space="preserve"> </w:t>
+      </w:r>
+      <w:proofErr w:type="spellStart"/>
+      <w:r>
+        <w:rPr>
+          <w:lang w:val="sv-SE"/>
+        </w:rPr>
+        <w:t>Seksi</w:t>
+      </w:r>
+      <w:proofErr w:type="spellEnd"/>
+      <w:r>
+        <w:rPr>
+          <w:lang w:val="sv-SE"/>
+        </w:rPr>
+        <w:t xml:space="preserve"> </w:t>
+      </w:r>
+      <w:proofErr w:type="spellStart"/>
+      <w:r>
+        <w:rPr>
+          <w:lang w:val="sv-SE"/>
+        </w:rPr>
+        <w:t>Perlengkapan</w:t>
+      </w:r>
+      <w:proofErr w:type="spellEnd"/>
+      <w:r>
+        <w:rPr>
+          <w:lang w:val="sv-SE"/>
+        </w:rPr>
+        <w:t xml:space="preserve"> </w:t>
+      </w:r>
+      <w:proofErr w:type="spellStart"/>
+      <w:r>
+        <w:rPr>
+          <w:lang w:val="sv-SE"/>
+        </w:rPr>
+        <w:t>paling</w:t>
+      </w:r>
+      <w:proofErr w:type="spellEnd"/>
+      <w:r>
+        <w:rPr>
+          <w:lang w:val="sv-SE"/>
+        </w:rPr>
+        <w:t xml:space="preserve"> </w:t>
+      </w:r>
+      <w:proofErr w:type="spellStart"/>
+      <w:r>
+        <w:rPr>
+          <w:lang w:val="sv-SE"/>
+        </w:rPr>
+        <w:t>lambat</w:t>
+      </w:r>
+      <w:proofErr w:type="spellEnd"/>
+      <w:r>
+        <w:rPr>
+          <w:lang w:val="sv-SE"/>
+        </w:rPr>
+        <w:t xml:space="preserve"> H-4.</w:t>
       </w:r>
     </w:p>
     <w:p>
@@ -473,15 +1955,14 @@
         <w:spacing w:after="250"/>
         <w:jc w:val="right"/>
       </w:pPr>
-      <w:r>
-        <w:t>Pendaftar,</w:t>
-      </w:r>
-    </w:p>
-    <w:p>
-      <w:pPr>
-        <w:spacing w:after="250"/>
-        <w:jc w:val="right"/>
-      </w:pPr>
+      <w:proofErr w:type="spellStart"/>
+      <w:r>
+        <w:t>Pendaftar</w:t>
+      </w:r>
+      <w:proofErr w:type="spellEnd"/>
+      <w:r>
+        <w:t>,</w:t>
+      </w:r>
     </w:p>
     <w:p>
       <w:pPr>
@@ -583,7 +2064,25 @@
         <w:sz w:val="16"/>
         <w:szCs w:val="16"/>
       </w:rPr>
-      <w:t xml:space="preserve"> dari </w:t>
+      <w:t xml:space="preserve"> </w:t>
+    </w:r>
+    <w:proofErr w:type="spellStart"/>
+    <w:r>
+      <w:rPr>
+        <w:color w:val="808080"/>
+        <w:sz w:val="16"/>
+        <w:szCs w:val="16"/>
+      </w:rPr>
+      <w:t>dari</w:t>
+    </w:r>
+    <w:proofErr w:type="spellEnd"/>
+    <w:r>
+      <w:rPr>
+        <w:color w:val="808080"/>
+        <w:sz w:val="16"/>
+        <w:szCs w:val="16"/>
+      </w:rPr>
+      <w:t xml:space="preserve"> </w:t>
     </w:r>
     <w:r>
       <w:rPr>
@@ -676,10 +2175,10 @@
 <file path=word/numbering.xml><?xml version="1.0" encoding="utf-8"?>
 <w:numbering xmlns:wpc="http://schemas.microsoft.com/office/word/2010/wordprocessingCanvas" xmlns:cx="http://schemas.microsoft.com/office/drawing/2014/chartex" xmlns:cx1="http://schemas.microsoft.com/office/drawing/2015/9/8/chartex" xmlns:cx2="http://schemas.microsoft.com/office/drawing/2015/10/21/chartex" xmlns:cx3="http://schemas.microsoft.com/office/drawing/2016/5/9/chartex" xmlns:cx4="http://schemas.microsoft.com/office/drawing/2016/5/10/chartex" xmlns:cx5="http://schemas.microsoft.com/office/drawing/2016/5/11/chartex" xmlns:cx6="http://schemas.microsoft.com/office/drawing/2016/5/12/chartex" xmlns:cx7="http://schemas.microsoft.com/office/drawing/2016/5/13/chartex" xmlns:cx8="http://schemas.microsoft.com/office/drawing/2016/5/14/chartex" xmlns:mc="http://schemas.openxmlformats.org/markup-compatibility/2006" xmlns:aink="http://schemas.microsoft.com/office/drawing/2016/ink" xmlns:am3d="http://schemas.microsoft.com/office/drawing/2017/model3d" xmlns:o="urn:schemas-microsoft-com:office:office" xmlns:oel="http://schemas.microsoft.com/office/2019/extlst" xmlns:r="http://schemas.openxmlformats.org/officeDocument/2006/relationships" xmlns:m="http://schemas.openxmlformats.org/officeDocument/2006/math" xmlns:v="urn:schemas-microsoft-com:vml" xmlns:wp14="http://schemas.microsoft.com/office/word/2010/wordprocessingDrawing" xmlns:wp="http://schemas.openxmlformats.org/drawingml/2006/wordprocessingDrawing" xmlns:w10="urn:schemas-microsoft-com:office:word" xmlns:w="http://schemas.openxmlformats.org/wordprocessingml/2006/main" xmlns:w14="http://schemas.microsoft.com/office/word/2010/wordml" xmlns:w15="http://schemas.microsoft.com/office/word/2012/wordml" xmlns:w16cex="http://schemas.microsoft.com/office/word/2018/wordml/cex" xmlns:w16cid="http://schemas.microsoft.com/office/word/2016/wordml/cid" xmlns:w16="http://schemas.microsoft.com/office/word/2018/wordml" xmlns:w16du="http://schemas.microsoft.com/office/word/2023/wordml/word16du" xmlns:w16sdtdh="http://schemas.microsoft.com/office/word/2020/wordml/sdtdatahash" xmlns:w16sdtfl="http://schemas.microsoft.com/office/word/2024/wordml/sdtformatlock" xmlns:w16se="http://schemas.microsoft.com/office/word/2015/wordml/symex" xmlns:wpg="http://schemas.microsoft.com/office/word/2010/wordprocessingGroup" xmlns:wpi="http://schemas.microsoft.com/office/word/2010/wordprocessingInk" xmlns:wne="http://schemas.microsoft.com/office/word/2006/wordml" xmlns:wps="http://schemas.microsoft.com/office/word/2010/wordprocessingShape" mc:Ignorable="w14 w15 w16se w16cid w16 w16cex w16sdtdh w16sdtfl w16du wp14">
   <w:abstractNum w:abstractNumId="0" w15:restartNumberingAfterBreak="0">
-    <w:nsid w:val="20A10574"/>
+    <w:nsid w:val="391D3D98"/>
     <w:multiLevelType w:val="hybridMultilevel"/>
-    <w:tmpl w:val="A6A23A60"/>
-    <w:lvl w:ilvl="0" w:tplc="08FE3640">
+    <w:tmpl w:val="50E01C58"/>
+    <w:lvl w:ilvl="0" w:tplc="C65A16C8">
       <w:start w:val="1"/>
       <w:numFmt w:val="bullet"/>
       <w:lvlText w:val="●"/>
@@ -688,7 +2187,7 @@
         <w:ind w:left="720" w:hanging="360"/>
       </w:pPr>
     </w:lvl>
-    <w:lvl w:ilvl="1" w:tplc="C61A6AD2">
+    <w:lvl w:ilvl="1" w:tplc="77662994">
       <w:start w:val="1"/>
       <w:numFmt w:val="bullet"/>
       <w:lvlText w:val="○"/>
@@ -697,7 +2196,7 @@
         <w:ind w:left="1440" w:hanging="360"/>
       </w:pPr>
     </w:lvl>
-    <w:lvl w:ilvl="2" w:tplc="9ADEC120">
+    <w:lvl w:ilvl="2" w:tplc="9B1CF9D2">
       <w:start w:val="1"/>
       <w:numFmt w:val="bullet"/>
       <w:lvlText w:val="■"/>
@@ -706,7 +2205,7 @@
         <w:ind w:left="2160" w:hanging="360"/>
       </w:pPr>
     </w:lvl>
-    <w:lvl w:ilvl="3" w:tplc="6B680238">
+    <w:lvl w:ilvl="3" w:tplc="91B67DD6">
       <w:start w:val="1"/>
       <w:numFmt w:val="bullet"/>
       <w:lvlText w:val="●"/>
@@ -715,7 +2214,7 @@
         <w:ind w:left="2880" w:hanging="360"/>
       </w:pPr>
     </w:lvl>
-    <w:lvl w:ilvl="4" w:tplc="84B48D04">
+    <w:lvl w:ilvl="4" w:tplc="DB6C395C">
       <w:start w:val="1"/>
       <w:numFmt w:val="bullet"/>
       <w:lvlText w:val="○"/>
@@ -724,7 +2223,7 @@
         <w:ind w:left="3600" w:hanging="360"/>
       </w:pPr>
     </w:lvl>
-    <w:lvl w:ilvl="5" w:tplc="60146F1E">
+    <w:lvl w:ilvl="5" w:tplc="DBB0B028">
       <w:start w:val="1"/>
       <w:numFmt w:val="bullet"/>
       <w:lvlText w:val="■"/>
@@ -733,7 +2232,7 @@
         <w:ind w:left="4320" w:hanging="360"/>
       </w:pPr>
     </w:lvl>
-    <w:lvl w:ilvl="6" w:tplc="694CFD38">
+    <w:lvl w:ilvl="6" w:tplc="63727E10">
       <w:start w:val="1"/>
       <w:numFmt w:val="bullet"/>
       <w:lvlText w:val="●"/>
@@ -742,7 +2241,7 @@
         <w:ind w:left="5040" w:hanging="360"/>
       </w:pPr>
     </w:lvl>
-    <w:lvl w:ilvl="7" w:tplc="EFAEAB58">
+    <w:lvl w:ilvl="7" w:tplc="9D0E9B02">
       <w:start w:val="1"/>
       <w:numFmt w:val="bullet"/>
       <w:lvlText w:val="●"/>
@@ -751,7 +2250,7 @@
         <w:ind w:left="5760" w:hanging="360"/>
       </w:pPr>
     </w:lvl>
-    <w:lvl w:ilvl="8" w:tplc="CE70434A">
+    <w:lvl w:ilvl="8" w:tplc="4AAAAB4C">
       <w:start w:val="1"/>
       <w:numFmt w:val="bullet"/>
       <w:lvlText w:val="●"/>
@@ -761,7 +2260,7 @@
       </w:pPr>
     </w:lvl>
   </w:abstractNum>
-  <w:num w:numId="1" w16cid:durableId="425466569">
+  <w:num w:numId="1" w16cid:durableId="1780876302">
     <w:abstractNumId w:val="0"/>
     <w:lvlOverride w:ilvl="0">
       <w:startOverride w:val="1"/>
